--- a/defense/docs/front_matter/NORMATIVE_REFERENCES_EN_GOST_2026-08-13.docx
+++ b/defense/docs/front_matter/NORMATIVE_REFERENCES_EN_GOST_2026-08-13.docx
@@ -14,6 +14,7 @@
           <w:b/>
           <w:i w:val="0"/>
           <w:sz w:val="32"/>
+          <w:u w:val="none"/>
         </w:rPr>
         <w:t>NORMATIVE REFERENCES</w:t>
       </w:r>
@@ -29,6 +30,7 @@
           <w:b w:val="0"/>
           <w:i w:val="0"/>
           <w:sz w:val="28"/>
+          <w:u w:val="none"/>
         </w:rPr>
         <w:t>This thesis uses references to the following standards:</w:t>
       </w:r>
@@ -44,6 +46,7 @@
           <w:b w:val="0"/>
           <w:i w:val="0"/>
           <w:sz w:val="28"/>
+          <w:u w:val="none"/>
         </w:rPr>
         <w:t>Instructions for the preparation of a thesis and an abstract, Higher Attestation Commission of the Ministry of Education and Science of the Republic of Kazakhstan dated September 28, 2004 No. 377-3y.</w:t>
       </w:r>
@@ -59,6 +62,7 @@
           <w:b w:val="0"/>
           <w:i w:val="0"/>
           <w:sz w:val="28"/>
+          <w:u w:val="none"/>
         </w:rPr>
         <w:t>GOST 7.32-2001. Report on research work. Structure and design rules.</w:t>
       </w:r>
@@ -74,6 +78,7 @@
           <w:b w:val="0"/>
           <w:i w:val="0"/>
           <w:sz w:val="28"/>
+          <w:u w:val="none"/>
         </w:rPr>
         <w:t>GOST 7.1-2003. Bibliographic record. Bibliographic description. General requirements and rules of compilation.</w:t>
       </w:r>
@@ -89,6 +94,7 @@
           <w:b w:val="0"/>
           <w:i w:val="0"/>
           <w:sz w:val="28"/>
+          <w:u w:val="none"/>
         </w:rPr>
         <w:t>ST RK 34.005-2002. Information Technology. Basic terms and definitions (first edition).</w:t>
       </w:r>
@@ -104,6 +110,7 @@
           <w:b w:val="0"/>
           <w:i w:val="0"/>
           <w:sz w:val="28"/>
+          <w:u w:val="none"/>
         </w:rPr>
         <w:t>ST RK 34.015-2002. Information Technology. Set of standards for automated systems. Terms of reference for creating an IS (first edition).</w:t>
       </w:r>
@@ -119,6 +126,7 @@
           <w:b w:val="0"/>
           <w:i w:val="0"/>
           <w:sz w:val="28"/>
+          <w:u w:val="none"/>
         </w:rPr>
         <w:t>ST RK 34.027-2006. Information Technologies. Classification of software tools (first edition).</w:t>
       </w:r>
@@ -134,6 +142,7 @@
           <w:b w:val="0"/>
           <w:i w:val="0"/>
           <w:sz w:val="28"/>
+          <w:u w:val="none"/>
         </w:rPr>
         <w:t>ST RK 34.014-2002. Information Technology. A set of standards for automated systems. Automated systems. Terms and definitions.</w:t>
       </w:r>
@@ -164,6 +173,7 @@
         <w:b w:val="0"/>
         <w:i w:val="0"/>
         <w:sz w:val="28"/>
+        <w:u w:val="none"/>
       </w:rPr>
       <w:fldChar w:fldCharType="begin"/>
       <w:instrText xml:space="preserve">PAGE</w:instrText>
